--- a/Knowledge/3-Work knowledge/1-Software Engineering/2-General Technologies/9-Databases/5-My Source/2-SQL/4-SQL Commands - DQL/7-SQL Built-in Functions.docx
+++ b/Knowledge/3-Work knowledge/1-Software Engineering/2-General Technologies/9-Databases/5-My Source/2-SQL/4-SQL Commands - DQL/7-SQL Built-in Functions.docx
@@ -168,8 +168,8 @@
         <w:rPr>
           <w:rFonts w:ascii="Roboto Mono" w:hAnsi="Roboto Mono"/>
         </w:rPr>
-        <w:pict w14:anchorId="0302930A">
-          <v:rect id="_x0000_i1170" style="width:0;height:1.5pt" o:hralign="center" o:hrstd="t" o:hr="t" fillcolor="#a0a0a0" stroked="f"/>
+        <w:pict w14:anchorId="2B13B5E0">
+          <v:rect id="_x0000_i1025" style="width:0;height:1.5pt" o:hralign="center" o:hrstd="t" o:hr="t" fillcolor="#a0a0a0" stroked="f"/>
         </w:pict>
       </w:r>
     </w:p>
@@ -388,8 +388,8 @@
         <w:rPr>
           <w:rFonts w:ascii="Roboto Mono" w:hAnsi="Roboto Mono"/>
         </w:rPr>
-        <w:pict w14:anchorId="14CF86A1">
-          <v:rect id="_x0000_i1171" style="width:0;height:1.5pt" o:hralign="center" o:hrstd="t" o:hr="t" fillcolor="#a0a0a0" stroked="f"/>
+        <w:pict w14:anchorId="2E35174F">
+          <v:rect id="_x0000_i1026" style="width:0;height:1.5pt" o:hralign="center" o:hrstd="t" o:hr="t" fillcolor="#a0a0a0" stroked="f"/>
         </w:pict>
       </w:r>
     </w:p>
@@ -401,7 +401,6 @@
         <w:rPr>
           <w:rFonts w:ascii="Segoe UI Emoji" w:hAnsi="Segoe UI Emoji" w:cs="Segoe UI Emoji"/>
         </w:rPr>
-        <w:lastRenderedPageBreak/>
         <w:t>📝</w:t>
       </w:r>
       <w:r>
@@ -480,7 +479,7 @@
           <w:noProof/>
         </w:rPr>
         <w:drawing>
-          <wp:inline distT="0" distB="0" distL="0" distR="0" wp14:anchorId="70C9489A" wp14:editId="089C534D">
+          <wp:inline distT="0" distB="0" distL="0" distR="0" wp14:anchorId="6FCABB19" wp14:editId="4F789C9A">
             <wp:extent cx="5943600" cy="594995"/>
             <wp:effectExtent l="0" t="0" r="0" b="0"/>
             <wp:docPr id="1923114158" name="Picture 1"/>
@@ -497,7 +496,7 @@
                     </pic:cNvPicPr>
                   </pic:nvPicPr>
                   <pic:blipFill>
-                    <a:blip r:embed="rId6">
+                    <a:blip r:embed="rId5">
                       <a:extLst>
                         <a:ext uri="{28A0092B-C50C-407E-A947-70E740481C1C}">
                           <a14:useLocalDpi xmlns:a14="http://schemas.microsoft.com/office/drawing/2010/main" val="0"/>
@@ -572,7 +571,7 @@
           <w:noProof/>
         </w:rPr>
         <w:drawing>
-          <wp:inline distT="0" distB="0" distL="0" distR="0" wp14:anchorId="70846851" wp14:editId="06277E68">
+          <wp:inline distT="0" distB="0" distL="0" distR="0" wp14:anchorId="611C96C9" wp14:editId="20D18ADE">
             <wp:extent cx="5943600" cy="610870"/>
             <wp:effectExtent l="0" t="0" r="0" b="0"/>
             <wp:docPr id="2049790164" name="Picture 2"/>
@@ -589,7 +588,7 @@
                     </pic:cNvPicPr>
                   </pic:nvPicPr>
                   <pic:blipFill>
-                    <a:blip r:embed="rId7">
+                    <a:blip r:embed="rId6">
                       <a:extLst>
                         <a:ext uri="{28A0092B-C50C-407E-A947-70E740481C1C}">
                           <a14:useLocalDpi xmlns:a14="http://schemas.microsoft.com/office/drawing/2010/main" val="0"/>
@@ -662,7 +661,7 @@
           <w:noProof/>
         </w:rPr>
         <w:drawing>
-          <wp:inline distT="0" distB="0" distL="0" distR="0" wp14:anchorId="6B44E723" wp14:editId="6A9F0BB7">
+          <wp:inline distT="0" distB="0" distL="0" distR="0" wp14:anchorId="21C92511" wp14:editId="3C9FBC6A">
             <wp:extent cx="5943600" cy="361315"/>
             <wp:effectExtent l="0" t="0" r="0" b="635"/>
             <wp:docPr id="1675738478" name="Picture 3"/>
@@ -679,7 +678,7 @@
                     </pic:cNvPicPr>
                   </pic:nvPicPr>
                   <pic:blipFill>
-                    <a:blip r:embed="rId8">
+                    <a:blip r:embed="rId7">
                       <a:extLst>
                         <a:ext uri="{28A0092B-C50C-407E-A947-70E740481C1C}">
                           <a14:useLocalDpi xmlns:a14="http://schemas.microsoft.com/office/drawing/2010/main" val="0"/>
@@ -734,8 +733,8 @@
         <w:rPr>
           <w:rFonts w:ascii="Roboto Mono" w:hAnsi="Roboto Mono"/>
         </w:rPr>
-        <w:pict w14:anchorId="786C9778">
-          <v:rect id="_x0000_i1172" style="width:0;height:1.5pt" o:hralign="center" o:hrstd="t" o:hr="t" fillcolor="#a0a0a0" stroked="f"/>
+        <w:pict w14:anchorId="45CC0FBC">
+          <v:rect id="_x0000_i1027" style="width:0;height:1.5pt" o:hralign="center" o:hrstd="t" o:hr="t" fillcolor="#a0a0a0" stroked="f"/>
         </w:pict>
       </w:r>
     </w:p>
@@ -825,7 +824,7 @@
           <w:noProof/>
         </w:rPr>
         <w:drawing>
-          <wp:inline distT="0" distB="0" distL="0" distR="0" wp14:anchorId="29B0B604" wp14:editId="0E0A91A2">
+          <wp:inline distT="0" distB="0" distL="0" distR="0" wp14:anchorId="570C1409" wp14:editId="05697BD5">
             <wp:extent cx="5943600" cy="2264410"/>
             <wp:effectExtent l="0" t="0" r="0" b="2540"/>
             <wp:docPr id="59871761" name="Picture 4"/>
@@ -842,7 +841,7 @@
                     </pic:cNvPicPr>
                   </pic:nvPicPr>
                   <pic:blipFill>
-                    <a:blip r:embed="rId9">
+                    <a:blip r:embed="rId8">
                       <a:extLst>
                         <a:ext uri="{28A0092B-C50C-407E-A947-70E740481C1C}">
                           <a14:useLocalDpi xmlns:a14="http://schemas.microsoft.com/office/drawing/2010/main" val="0"/>
@@ -916,7 +915,6 @@
                 <w:b/>
                 <w:bCs/>
               </w:rPr>
-              <w:lastRenderedPageBreak/>
               <w:t>Category</w:t>
             </w:r>
           </w:p>
@@ -1371,8 +1369,8 @@
         <w:rPr>
           <w:rFonts w:ascii="Roboto Mono" w:hAnsi="Roboto Mono"/>
         </w:rPr>
-        <w:pict w14:anchorId="78FBC449">
-          <v:rect id="_x0000_i1173" style="width:0;height:1.5pt" o:hralign="center" o:hrstd="t" o:hr="t" fillcolor="#a0a0a0" stroked="f"/>
+        <w:pict w14:anchorId="40847790">
+          <v:rect id="_x0000_i1028" style="width:0;height:1.5pt" o:hralign="center" o:hrstd="t" o:hr="t" fillcolor="#a0a0a0" stroked="f"/>
         </w:pict>
       </w:r>
     </w:p>
@@ -1476,7 +1474,7 @@
           <w:noProof/>
         </w:rPr>
         <w:drawing>
-          <wp:inline distT="0" distB="0" distL="0" distR="0" wp14:anchorId="4961C8C5" wp14:editId="3B4DED5C">
+          <wp:inline distT="0" distB="0" distL="0" distR="0" wp14:anchorId="3AC056B2" wp14:editId="7FCACCF7">
             <wp:extent cx="5943600" cy="1945005"/>
             <wp:effectExtent l="0" t="0" r="0" b="0"/>
             <wp:docPr id="1582557225" name="Picture 5"/>
@@ -1493,7 +1491,7 @@
                     </pic:cNvPicPr>
                   </pic:nvPicPr>
                   <pic:blipFill>
-                    <a:blip r:embed="rId10">
+                    <a:blip r:embed="rId9">
                       <a:extLst>
                         <a:ext uri="{28A0092B-C50C-407E-A947-70E740481C1C}">
                           <a14:useLocalDpi xmlns:a14="http://schemas.microsoft.com/office/drawing/2010/main" val="0"/>
@@ -1566,7 +1564,6 @@
                 <w:b/>
                 <w:bCs/>
               </w:rPr>
-              <w:lastRenderedPageBreak/>
               <w:t>Function</w:t>
             </w:r>
           </w:p>
@@ -1852,7 +1849,7 @@
           <w:noProof/>
         </w:rPr>
         <w:drawing>
-          <wp:inline distT="0" distB="0" distL="0" distR="0" wp14:anchorId="4565F21D" wp14:editId="1975BB0D">
+          <wp:inline distT="0" distB="0" distL="0" distR="0" wp14:anchorId="22262BEC" wp14:editId="2D6FD0E1">
             <wp:extent cx="5943600" cy="765175"/>
             <wp:effectExtent l="0" t="0" r="0" b="0"/>
             <wp:docPr id="1175963341" name="Picture 6"/>
@@ -1869,7 +1866,7 @@
                     </pic:cNvPicPr>
                   </pic:nvPicPr>
                   <pic:blipFill>
-                    <a:blip r:embed="rId11">
+                    <a:blip r:embed="rId10">
                       <a:extLst>
                         <a:ext uri="{28A0092B-C50C-407E-A947-70E740481C1C}">
                           <a14:useLocalDpi xmlns:a14="http://schemas.microsoft.com/office/drawing/2010/main" val="0"/>
@@ -1937,8 +1934,8 @@
         <w:rPr>
           <w:rFonts w:ascii="Roboto Mono" w:hAnsi="Roboto Mono"/>
         </w:rPr>
-        <w:pict w14:anchorId="6DA621B9">
-          <v:rect id="_x0000_i1174" style="width:0;height:1.5pt" o:hralign="center" o:hrstd="t" o:hr="t" fillcolor="#a0a0a0" stroked="f"/>
+        <w:pict w14:anchorId="34EBA81B">
+          <v:rect id="_x0000_i1029" style="width:0;height:1.5pt" o:hralign="center" o:hrstd="t" o:hr="t" fillcolor="#a0a0a0" stroked="f"/>
         </w:pict>
       </w:r>
     </w:p>
@@ -2041,9 +2038,8 @@
         <w:rPr>
           <w:noProof/>
         </w:rPr>
-        <w:lastRenderedPageBreak/>
         <w:drawing>
-          <wp:inline distT="0" distB="0" distL="0" distR="0" wp14:anchorId="5E55958A" wp14:editId="601C9A65">
+          <wp:inline distT="0" distB="0" distL="0" distR="0" wp14:anchorId="35AD20E7" wp14:editId="4DD41D9A">
             <wp:extent cx="5943600" cy="2856230"/>
             <wp:effectExtent l="0" t="0" r="0" b="1270"/>
             <wp:docPr id="1145210527" name="Picture 7"/>
@@ -2060,7 +2056,7 @@
                     </pic:cNvPicPr>
                   </pic:nvPicPr>
                   <pic:blipFill>
-                    <a:blip r:embed="rId12">
+                    <a:blip r:embed="rId11">
                       <a:extLst>
                         <a:ext uri="{28A0092B-C50C-407E-A947-70E740481C1C}">
                           <a14:useLocalDpi xmlns:a14="http://schemas.microsoft.com/office/drawing/2010/main" val="0"/>
@@ -2689,7 +2685,7 @@
           <w:noProof/>
         </w:rPr>
         <w:drawing>
-          <wp:inline distT="0" distB="0" distL="0" distR="0" wp14:anchorId="4641261B" wp14:editId="5989EF8B">
+          <wp:inline distT="0" distB="0" distL="0" distR="0" wp14:anchorId="5D80750F" wp14:editId="2417B1AB">
             <wp:extent cx="5943600" cy="782320"/>
             <wp:effectExtent l="0" t="0" r="0" b="0"/>
             <wp:docPr id="1395750138" name="Picture 8"/>
@@ -2706,7 +2702,7 @@
                     </pic:cNvPicPr>
                   </pic:nvPicPr>
                   <pic:blipFill>
-                    <a:blip r:embed="rId13">
+                    <a:blip r:embed="rId12">
                       <a:extLst>
                         <a:ext uri="{28A0092B-C50C-407E-A947-70E740481C1C}">
                           <a14:useLocalDpi xmlns:a14="http://schemas.microsoft.com/office/drawing/2010/main" val="0"/>
@@ -2748,7 +2744,6 @@
         <w:rPr>
           <w:rFonts w:ascii="Roboto Mono" w:hAnsi="Roboto Mono"/>
         </w:rPr>
-        <w:lastRenderedPageBreak/>
         <w:t>SELECT UPPER(Name)</w:t>
       </w:r>
     </w:p>
@@ -2775,8 +2770,8 @@
         <w:rPr>
           <w:rFonts w:ascii="Roboto Mono" w:hAnsi="Roboto Mono"/>
         </w:rPr>
-        <w:pict w14:anchorId="1968A421">
-          <v:rect id="_x0000_i1175" style="width:0;height:1.5pt" o:hralign="center" o:hrstd="t" o:hr="t" fillcolor="#a0a0a0" stroked="f"/>
+        <w:pict w14:anchorId="4F9CD0A6">
+          <v:rect id="_x0000_i1030" style="width:0;height:1.5pt" o:hralign="center" o:hrstd="t" o:hr="t" fillcolor="#a0a0a0" stroked="f"/>
         </w:pict>
       </w:r>
     </w:p>
@@ -2880,7 +2875,7 @@
           <w:noProof/>
         </w:rPr>
         <w:drawing>
-          <wp:inline distT="0" distB="0" distL="0" distR="0" wp14:anchorId="116BA597" wp14:editId="07B436D6">
+          <wp:inline distT="0" distB="0" distL="0" distR="0" wp14:anchorId="3C07B235" wp14:editId="0E4C60DE">
             <wp:extent cx="5943600" cy="2301240"/>
             <wp:effectExtent l="0" t="0" r="0" b="3810"/>
             <wp:docPr id="154560410" name="Picture 9"/>
@@ -2897,7 +2892,7 @@
                     </pic:cNvPicPr>
                   </pic:nvPicPr>
                   <pic:blipFill>
-                    <a:blip r:embed="rId14">
+                    <a:blip r:embed="rId13">
                       <a:extLst>
                         <a:ext uri="{28A0092B-C50C-407E-A947-70E740481C1C}">
                           <a14:useLocalDpi xmlns:a14="http://schemas.microsoft.com/office/drawing/2010/main" val="0"/>
@@ -3300,7 +3295,7 @@
           <w:noProof/>
         </w:rPr>
         <w:drawing>
-          <wp:inline distT="0" distB="0" distL="0" distR="0" wp14:anchorId="1342DF77" wp14:editId="4CDA5512">
+          <wp:inline distT="0" distB="0" distL="0" distR="0" wp14:anchorId="232CCE50" wp14:editId="08F3863E">
             <wp:extent cx="5943600" cy="615950"/>
             <wp:effectExtent l="0" t="0" r="0" b="0"/>
             <wp:docPr id="1783645934" name="Picture 10"/>
@@ -3317,7 +3312,7 @@
                     </pic:cNvPicPr>
                   </pic:nvPicPr>
                   <pic:blipFill>
-                    <a:blip r:embed="rId15">
+                    <a:blip r:embed="rId14">
                       <a:extLst>
                         <a:ext uri="{28A0092B-C50C-407E-A947-70E740481C1C}">
                           <a14:useLocalDpi xmlns:a14="http://schemas.microsoft.com/office/drawing/2010/main" val="0"/>
@@ -3359,7 +3354,6 @@
         <w:rPr>
           <w:rFonts w:ascii="Roboto Mono" w:hAnsi="Roboto Mono"/>
         </w:rPr>
-        <w:lastRenderedPageBreak/>
         <w:t>SELECT ROUND(123.456, 2);</w:t>
       </w:r>
     </w:p>
@@ -3391,7 +3385,7 @@
           <w:noProof/>
         </w:rPr>
         <w:drawing>
-          <wp:inline distT="0" distB="0" distL="0" distR="0" wp14:anchorId="2AF2107E" wp14:editId="3BD252BC">
+          <wp:inline distT="0" distB="0" distL="0" distR="0" wp14:anchorId="0171AE53" wp14:editId="013969AB">
             <wp:extent cx="5943600" cy="314960"/>
             <wp:effectExtent l="0" t="0" r="0" b="8890"/>
             <wp:docPr id="1582758356" name="Picture 11"/>
@@ -3408,7 +3402,7 @@
                     </pic:cNvPicPr>
                   </pic:nvPicPr>
                   <pic:blipFill>
-                    <a:blip r:embed="rId16">
+                    <a:blip r:embed="rId15">
                       <a:extLst>
                         <a:ext uri="{28A0092B-C50C-407E-A947-70E740481C1C}">
                           <a14:useLocalDpi xmlns:a14="http://schemas.microsoft.com/office/drawing/2010/main" val="0"/>
@@ -3463,8 +3457,8 @@
         <w:rPr>
           <w:rFonts w:ascii="Roboto Mono" w:hAnsi="Roboto Mono"/>
         </w:rPr>
-        <w:pict w14:anchorId="5E6D4B72">
-          <v:rect id="_x0000_i1176" style="width:0;height:1.5pt" o:hralign="center" o:hrstd="t" o:hr="t" fillcolor="#a0a0a0" stroked="f"/>
+        <w:pict w14:anchorId="4DFD5D06">
+          <v:rect id="_x0000_i1031" style="width:0;height:1.5pt" o:hralign="center" o:hrstd="t" o:hr="t" fillcolor="#a0a0a0" stroked="f"/>
         </w:pict>
       </w:r>
     </w:p>
@@ -3568,7 +3562,7 @@
           <w:noProof/>
         </w:rPr>
         <w:drawing>
-          <wp:inline distT="0" distB="0" distL="0" distR="0" wp14:anchorId="3A39BB20" wp14:editId="67B02043">
+          <wp:inline distT="0" distB="0" distL="0" distR="0" wp14:anchorId="12976B7D" wp14:editId="56035962">
             <wp:extent cx="5943600" cy="2270760"/>
             <wp:effectExtent l="0" t="0" r="0" b="0"/>
             <wp:docPr id="1565119973" name="Picture 12"/>
@@ -3585,7 +3579,7 @@
                     </pic:cNvPicPr>
                   </pic:nvPicPr>
                   <pic:blipFill>
-                    <a:blip r:embed="rId17">
+                    <a:blip r:embed="rId16">
                       <a:extLst>
                         <a:ext uri="{28A0092B-C50C-407E-A947-70E740481C1C}">
                           <a14:useLocalDpi xmlns:a14="http://schemas.microsoft.com/office/drawing/2010/main" val="0"/>
@@ -3995,9 +3989,8 @@
         <w:rPr>
           <w:noProof/>
         </w:rPr>
-        <w:lastRenderedPageBreak/>
         <w:drawing>
-          <wp:inline distT="0" distB="0" distL="0" distR="0" wp14:anchorId="70F08165" wp14:editId="26868C9B">
+          <wp:inline distT="0" distB="0" distL="0" distR="0" wp14:anchorId="5988F448" wp14:editId="7610510F">
             <wp:extent cx="5943600" cy="620395"/>
             <wp:effectExtent l="0" t="0" r="0" b="8255"/>
             <wp:docPr id="1129634708" name="Picture 13"/>
@@ -4014,7 +4007,7 @@
                     </pic:cNvPicPr>
                   </pic:nvPicPr>
                   <pic:blipFill>
-                    <a:blip r:embed="rId18">
+                    <a:blip r:embed="rId17">
                       <a:extLst>
                         <a:ext uri="{28A0092B-C50C-407E-A947-70E740481C1C}">
                           <a14:useLocalDpi xmlns:a14="http://schemas.microsoft.com/office/drawing/2010/main" val="0"/>
@@ -4069,8 +4062,8 @@
         <w:rPr>
           <w:rFonts w:ascii="Roboto Mono" w:hAnsi="Roboto Mono"/>
         </w:rPr>
-        <w:pict w14:anchorId="21F43CDE">
-          <v:rect id="_x0000_i1177" style="width:0;height:1.5pt" o:hralign="center" o:hrstd="t" o:hr="t" fillcolor="#a0a0a0" stroked="f"/>
+        <w:pict w14:anchorId="0BE69E87">
+          <v:rect id="_x0000_i1032" style="width:0;height:1.5pt" o:hralign="center" o:hrstd="t" o:hr="t" fillcolor="#a0a0a0" stroked="f"/>
         </w:pict>
       </w:r>
     </w:p>
@@ -4174,7 +4167,7 @@
           <w:noProof/>
         </w:rPr>
         <w:drawing>
-          <wp:inline distT="0" distB="0" distL="0" distR="0" wp14:anchorId="70AAC533" wp14:editId="1F956AB3">
+          <wp:inline distT="0" distB="0" distL="0" distR="0" wp14:anchorId="6B02A3A8" wp14:editId="5F4D63EF">
             <wp:extent cx="5943600" cy="1287145"/>
             <wp:effectExtent l="0" t="0" r="0" b="8255"/>
             <wp:docPr id="1231734871" name="Picture 14"/>
@@ -4191,7 +4184,7 @@
                     </pic:cNvPicPr>
                   </pic:nvPicPr>
                   <pic:blipFill>
-                    <a:blip r:embed="rId19">
+                    <a:blip r:embed="rId18">
                       <a:extLst>
                         <a:ext uri="{28A0092B-C50C-407E-A947-70E740481C1C}">
                           <a14:useLocalDpi xmlns:a14="http://schemas.microsoft.com/office/drawing/2010/main" val="0"/>
@@ -4475,7 +4468,7 @@
           <w:noProof/>
         </w:rPr>
         <w:drawing>
-          <wp:inline distT="0" distB="0" distL="0" distR="0" wp14:anchorId="5FA6C537" wp14:editId="0EEA5EEA">
+          <wp:inline distT="0" distB="0" distL="0" distR="0" wp14:anchorId="36FFA410" wp14:editId="0845C44C">
             <wp:extent cx="5943600" cy="761365"/>
             <wp:effectExtent l="0" t="0" r="0" b="635"/>
             <wp:docPr id="2062266693" name="Picture 15"/>
@@ -4492,7 +4485,7 @@
                     </pic:cNvPicPr>
                   </pic:nvPicPr>
                   <pic:blipFill>
-                    <a:blip r:embed="rId20">
+                    <a:blip r:embed="rId19">
                       <a:extLst>
                         <a:ext uri="{28A0092B-C50C-407E-A947-70E740481C1C}">
                           <a14:useLocalDpi xmlns:a14="http://schemas.microsoft.com/office/drawing/2010/main" val="0"/>
@@ -4560,8 +4553,8 @@
         <w:rPr>
           <w:rFonts w:ascii="Roboto Mono" w:hAnsi="Roboto Mono"/>
         </w:rPr>
-        <w:pict w14:anchorId="31CFCC11">
-          <v:rect id="_x0000_i1178" style="width:0;height:1.5pt" o:hralign="center" o:hrstd="t" o:hr="t" fillcolor="#a0a0a0" stroked="f"/>
+        <w:pict w14:anchorId="295C5160">
+          <v:rect id="_x0000_i1033" style="width:0;height:1.5pt" o:hralign="center" o:hrstd="t" o:hr="t" fillcolor="#a0a0a0" stroked="f"/>
         </w:pict>
       </w:r>
     </w:p>
@@ -4570,7 +4563,6 @@
         <w:pStyle w:val="Heading3"/>
       </w:pPr>
       <w:r>
-        <w:lastRenderedPageBreak/>
         <w:t>6️</w:t>
       </w:r>
       <w:r>
@@ -4666,7 +4658,7 @@
           <w:noProof/>
         </w:rPr>
         <w:drawing>
-          <wp:inline distT="0" distB="0" distL="0" distR="0" wp14:anchorId="55755DFC" wp14:editId="40DABAD4">
+          <wp:inline distT="0" distB="0" distL="0" distR="0" wp14:anchorId="778839D9" wp14:editId="40203A69">
             <wp:extent cx="5943600" cy="900430"/>
             <wp:effectExtent l="0" t="0" r="0" b="0"/>
             <wp:docPr id="1968338602" name="Picture 17"/>
@@ -4683,7 +4675,7 @@
                     </pic:cNvPicPr>
                   </pic:nvPicPr>
                   <pic:blipFill>
-                    <a:blip r:embed="rId21">
+                    <a:blip r:embed="rId20">
                       <a:extLst>
                         <a:ext uri="{28A0092B-C50C-407E-A947-70E740481C1C}">
                           <a14:useLocalDpi xmlns:a14="http://schemas.microsoft.com/office/drawing/2010/main" val="0"/>
@@ -4906,7 +4898,7 @@
           <w:noProof/>
         </w:rPr>
         <w:drawing>
-          <wp:inline distT="0" distB="0" distL="0" distR="0" wp14:anchorId="562EA775" wp14:editId="6AFE25DB">
+          <wp:inline distT="0" distB="0" distL="0" distR="0" wp14:anchorId="2F6D9C4C" wp14:editId="1B11D465">
             <wp:extent cx="5943600" cy="640080"/>
             <wp:effectExtent l="0" t="0" r="0" b="7620"/>
             <wp:docPr id="150754495" name="Picture 18"/>
@@ -4923,7 +4915,7 @@
                     </pic:cNvPicPr>
                   </pic:nvPicPr>
                   <pic:blipFill>
-                    <a:blip r:embed="rId22">
+                    <a:blip r:embed="rId21">
                       <a:extLst>
                         <a:ext uri="{28A0092B-C50C-407E-A947-70E740481C1C}">
                           <a14:useLocalDpi xmlns:a14="http://schemas.microsoft.com/office/drawing/2010/main" val="0"/>
@@ -4978,8 +4970,8 @@
         <w:rPr>
           <w:rFonts w:ascii="Roboto Mono" w:hAnsi="Roboto Mono"/>
         </w:rPr>
-        <w:pict w14:anchorId="0BD48398">
-          <v:rect id="_x0000_i1179" style="width:0;height:1.5pt" o:hralign="center" o:hrstd="t" o:hr="t" fillcolor="#a0a0a0" stroked="f"/>
+        <w:pict w14:anchorId="55AA896B">
+          <v:rect id="_x0000_i1034" style="width:0;height:1.5pt" o:hralign="center" o:hrstd="t" o:hr="t" fillcolor="#a0a0a0" stroked="f"/>
         </w:pict>
       </w:r>
     </w:p>
@@ -5077,7 +5069,7 @@
           <w:noProof/>
         </w:rPr>
         <w:drawing>
-          <wp:inline distT="0" distB="0" distL="0" distR="0" wp14:anchorId="4F689ED3" wp14:editId="596A42FA">
+          <wp:inline distT="0" distB="0" distL="0" distR="0" wp14:anchorId="160DF6CB" wp14:editId="30C183E4">
             <wp:extent cx="5943600" cy="1401445"/>
             <wp:effectExtent l="0" t="0" r="0" b="8255"/>
             <wp:docPr id="1962847946" name="Picture 19"/>
@@ -5094,7 +5086,7 @@
                     </pic:cNvPicPr>
                   </pic:nvPicPr>
                   <pic:blipFill>
-                    <a:blip r:embed="rId23">
+                    <a:blip r:embed="rId22">
                       <a:extLst>
                         <a:ext uri="{28A0092B-C50C-407E-A947-70E740481C1C}">
                           <a14:useLocalDpi xmlns:a14="http://schemas.microsoft.com/office/drawing/2010/main" val="0"/>
@@ -5162,7 +5154,6 @@
         <w:rPr>
           <w:rFonts w:ascii="Roboto Mono" w:hAnsi="Roboto Mono"/>
         </w:rPr>
-        <w:lastRenderedPageBreak/>
         <w:t xml:space="preserve">    Name VARCHAR(100),</w:t>
       </w:r>
     </w:p>
@@ -5215,8 +5206,8 @@
         <w:rPr>
           <w:rFonts w:ascii="Roboto Mono" w:hAnsi="Roboto Mono"/>
         </w:rPr>
-        <w:pict w14:anchorId="72C90268">
-          <v:rect id="_x0000_i1180" style="width:0;height:1.5pt" o:hralign="center" o:hrstd="t" o:hr="t" fillcolor="#a0a0a0" stroked="f"/>
+        <w:pict w14:anchorId="0A66BAE5">
+          <v:rect id="_x0000_i1035" style="width:0;height:1.5pt" o:hralign="center" o:hrstd="t" o:hr="t" fillcolor="#a0a0a0" stroked="f"/>
         </w:pict>
       </w:r>
     </w:p>
@@ -5300,7 +5291,7 @@
           <w:noProof/>
         </w:rPr>
         <w:drawing>
-          <wp:inline distT="0" distB="0" distL="0" distR="0" wp14:anchorId="2F8890BB" wp14:editId="294DF221">
+          <wp:inline distT="0" distB="0" distL="0" distR="0" wp14:anchorId="0AED99DF" wp14:editId="5834C3E5">
             <wp:extent cx="5943600" cy="1252220"/>
             <wp:effectExtent l="0" t="0" r="0" b="5080"/>
             <wp:docPr id="1878794994" name="Picture 20"/>
@@ -5317,7 +5308,7 @@
                     </pic:cNvPicPr>
                   </pic:nvPicPr>
                   <pic:blipFill>
-                    <a:blip r:embed="rId24">
+                    <a:blip r:embed="rId23">
                       <a:extLst>
                         <a:ext uri="{28A0092B-C50C-407E-A947-70E740481C1C}">
                           <a14:useLocalDpi xmlns:a14="http://schemas.microsoft.com/office/drawing/2010/main" val="0"/>
@@ -5424,8 +5415,8 @@
         <w:rPr>
           <w:rFonts w:ascii="Roboto Mono" w:hAnsi="Roboto Mono"/>
         </w:rPr>
-        <w:pict w14:anchorId="246E45B8">
-          <v:rect id="_x0000_i1181" style="width:0;height:1.5pt" o:hralign="center" o:hrstd="t" o:hr="t" fillcolor="#a0a0a0" stroked="f"/>
+        <w:pict w14:anchorId="221CA1AF">
+          <v:rect id="_x0000_i1036" style="width:0;height:1.5pt" o:hralign="center" o:hrstd="t" o:hr="t" fillcolor="#a0a0a0" stroked="f"/>
         </w:pict>
       </w:r>
     </w:p>
@@ -5509,7 +5500,7 @@
           <w:noProof/>
         </w:rPr>
         <w:drawing>
-          <wp:inline distT="0" distB="0" distL="0" distR="0" wp14:anchorId="3E351A6E" wp14:editId="3033B3BF">
+          <wp:inline distT="0" distB="0" distL="0" distR="0" wp14:anchorId="7B4C17C2" wp14:editId="31385913">
             <wp:extent cx="5943600" cy="767715"/>
             <wp:effectExtent l="0" t="0" r="0" b="0"/>
             <wp:docPr id="26580626" name="Picture 21"/>
@@ -5526,7 +5517,7 @@
                     </pic:cNvPicPr>
                   </pic:nvPicPr>
                   <pic:blipFill>
-                    <a:blip r:embed="rId25">
+                    <a:blip r:embed="rId24">
                       <a:extLst>
                         <a:ext uri="{28A0092B-C50C-407E-A947-70E740481C1C}">
                           <a14:useLocalDpi xmlns:a14="http://schemas.microsoft.com/office/drawing/2010/main" val="0"/>
@@ -5594,9 +5585,8 @@
         <w:rPr>
           <w:rFonts w:ascii="Roboto Mono" w:hAnsi="Roboto Mono"/>
         </w:rPr>
-        <w:lastRenderedPageBreak/>
-        <w:pict w14:anchorId="35757A16">
-          <v:rect id="_x0000_i1182" style="width:0;height:1.5pt" o:hralign="center" o:hrstd="t" o:hr="t" fillcolor="#a0a0a0" stroked="f"/>
+        <w:pict w14:anchorId="3F737CC8">
+          <v:rect id="_x0000_i1037" style="width:0;height:1.5pt" o:hralign="center" o:hrstd="t" o:hr="t" fillcolor="#a0a0a0" stroked="f"/>
         </w:pict>
       </w:r>
     </w:p>
@@ -5680,7 +5670,7 @@
           <w:noProof/>
         </w:rPr>
         <w:drawing>
-          <wp:inline distT="0" distB="0" distL="0" distR="0" wp14:anchorId="10CAB63C" wp14:editId="1FAF6C36">
+          <wp:inline distT="0" distB="0" distL="0" distR="0" wp14:anchorId="59BE0172" wp14:editId="694A608E">
             <wp:extent cx="5943600" cy="764540"/>
             <wp:effectExtent l="0" t="0" r="0" b="0"/>
             <wp:docPr id="224207584" name="Picture 22"/>
@@ -5697,7 +5687,7 @@
                     </pic:cNvPicPr>
                   </pic:nvPicPr>
                   <pic:blipFill>
-                    <a:blip r:embed="rId26">
+                    <a:blip r:embed="rId25">
                       <a:extLst>
                         <a:ext uri="{28A0092B-C50C-407E-A947-70E740481C1C}">
                           <a14:useLocalDpi xmlns:a14="http://schemas.microsoft.com/office/drawing/2010/main" val="0"/>
@@ -5765,8 +5755,8 @@
         <w:rPr>
           <w:rFonts w:ascii="Roboto Mono" w:hAnsi="Roboto Mono"/>
         </w:rPr>
-        <w:pict w14:anchorId="76D97A73">
-          <v:rect id="_x0000_i1183" style="width:0;height:1.5pt" o:hralign="center" o:hrstd="t" o:hr="t" fillcolor="#a0a0a0" stroked="f"/>
+        <w:pict w14:anchorId="4C86E610">
+          <v:rect id="_x0000_i1038" style="width:0;height:1.5pt" o:hralign="center" o:hrstd="t" o:hr="t" fillcolor="#a0a0a0" stroked="f"/>
         </w:pict>
       </w:r>
     </w:p>
@@ -5850,7 +5840,7 @@
           <w:noProof/>
         </w:rPr>
         <w:drawing>
-          <wp:inline distT="0" distB="0" distL="0" distR="0" wp14:anchorId="4EC0BF2B" wp14:editId="398CB157">
+          <wp:inline distT="0" distB="0" distL="0" distR="0" wp14:anchorId="6567283C" wp14:editId="417F8147">
             <wp:extent cx="5943600" cy="646430"/>
             <wp:effectExtent l="0" t="0" r="0" b="1270"/>
             <wp:docPr id="1307940869" name="Picture 23"/>
@@ -5867,7 +5857,7 @@
                     </pic:cNvPicPr>
                   </pic:nvPicPr>
                   <pic:blipFill>
-                    <a:blip r:embed="rId27">
+                    <a:blip r:embed="rId26">
                       <a:extLst>
                         <a:ext uri="{28A0092B-C50C-407E-A947-70E740481C1C}">
                           <a14:useLocalDpi xmlns:a14="http://schemas.microsoft.com/office/drawing/2010/main" val="0"/>
@@ -5922,8 +5912,8 @@
         <w:rPr>
           <w:rFonts w:ascii="Roboto Mono" w:hAnsi="Roboto Mono"/>
         </w:rPr>
-        <w:pict w14:anchorId="103B9387">
-          <v:rect id="_x0000_i1184" style="width:0;height:1.5pt" o:hralign="center" o:hrstd="t" o:hr="t" fillcolor="#a0a0a0" stroked="f"/>
+        <w:pict w14:anchorId="6E34D2BF">
+          <v:rect id="_x0000_i1039" style="width:0;height:1.5pt" o:hralign="center" o:hrstd="t" o:hr="t" fillcolor="#a0a0a0" stroked="f"/>
         </w:pict>
       </w:r>
     </w:p>
@@ -6007,7 +5997,7 @@
           <w:noProof/>
         </w:rPr>
         <w:drawing>
-          <wp:inline distT="0" distB="0" distL="0" distR="0" wp14:anchorId="0390DA09" wp14:editId="165F6850">
+          <wp:inline distT="0" distB="0" distL="0" distR="0" wp14:anchorId="538F67D2" wp14:editId="3F8EB3C3">
             <wp:extent cx="5943600" cy="641350"/>
             <wp:effectExtent l="0" t="0" r="0" b="6350"/>
             <wp:docPr id="1858214090" name="Picture 24"/>
@@ -6024,7 +6014,7 @@
                     </pic:cNvPicPr>
                   </pic:nvPicPr>
                   <pic:blipFill>
-                    <a:blip r:embed="rId28">
+                    <a:blip r:embed="rId27">
                       <a:extLst>
                         <a:ext uri="{28A0092B-C50C-407E-A947-70E740481C1C}">
                           <a14:useLocalDpi xmlns:a14="http://schemas.microsoft.com/office/drawing/2010/main" val="0"/>
@@ -6079,8 +6069,8 @@
         <w:rPr>
           <w:rFonts w:ascii="Roboto Mono" w:hAnsi="Roboto Mono"/>
         </w:rPr>
-        <w:pict w14:anchorId="58975E5C">
-          <v:rect id="_x0000_i1185" style="width:0;height:1.5pt" o:hralign="center" o:hrstd="t" o:hr="t" fillcolor="#a0a0a0" stroked="f"/>
+        <w:pict w14:anchorId="7B85C88B">
+          <v:rect id="_x0000_i1040" style="width:0;height:1.5pt" o:hralign="center" o:hrstd="t" o:hr="t" fillcolor="#a0a0a0" stroked="f"/>
         </w:pict>
       </w:r>
     </w:p>
@@ -6163,9 +6153,8 @@
         <w:rPr>
           <w:noProof/>
         </w:rPr>
-        <w:lastRenderedPageBreak/>
         <w:drawing>
-          <wp:inline distT="0" distB="0" distL="0" distR="0" wp14:anchorId="538C87EB" wp14:editId="797276F4">
+          <wp:inline distT="0" distB="0" distL="0" distR="0" wp14:anchorId="60931CD3" wp14:editId="06C5B474">
             <wp:extent cx="5943600" cy="611505"/>
             <wp:effectExtent l="0" t="0" r="0" b="0"/>
             <wp:docPr id="1004623545" name="Picture 25"/>
@@ -6182,7 +6171,7 @@
                     </pic:cNvPicPr>
                   </pic:nvPicPr>
                   <pic:blipFill>
-                    <a:blip r:embed="rId29">
+                    <a:blip r:embed="rId28">
                       <a:extLst>
                         <a:ext uri="{28A0092B-C50C-407E-A947-70E740481C1C}">
                           <a14:useLocalDpi xmlns:a14="http://schemas.microsoft.com/office/drawing/2010/main" val="0"/>
@@ -6237,8 +6226,8 @@
         <w:rPr>
           <w:rFonts w:ascii="Roboto Mono" w:hAnsi="Roboto Mono"/>
         </w:rPr>
-        <w:pict w14:anchorId="420BD1BA">
-          <v:rect id="_x0000_i1186" style="width:0;height:1.5pt" o:hralign="center" o:hrstd="t" o:hr="t" fillcolor="#a0a0a0" stroked="f"/>
+        <w:pict w14:anchorId="566B70B5">
+          <v:rect id="_x0000_i1041" style="width:0;height:1.5pt" o:hralign="center" o:hrstd="t" o:hr="t" fillcolor="#a0a0a0" stroked="f"/>
         </w:pict>
       </w:r>
     </w:p>
@@ -6322,7 +6311,7 @@
           <w:noProof/>
         </w:rPr>
         <w:drawing>
-          <wp:inline distT="0" distB="0" distL="0" distR="0" wp14:anchorId="70E564BB" wp14:editId="59C1A1B3">
+          <wp:inline distT="0" distB="0" distL="0" distR="0" wp14:anchorId="69A88BE6" wp14:editId="020BD485">
             <wp:extent cx="5943600" cy="626745"/>
             <wp:effectExtent l="0" t="0" r="0" b="1905"/>
             <wp:docPr id="1519579010" name="Picture 26"/>
@@ -6339,7 +6328,7 @@
                     </pic:cNvPicPr>
                   </pic:nvPicPr>
                   <pic:blipFill>
-                    <a:blip r:embed="rId30">
+                    <a:blip r:embed="rId29">
                       <a:extLst>
                         <a:ext uri="{28A0092B-C50C-407E-A947-70E740481C1C}">
                           <a14:useLocalDpi xmlns:a14="http://schemas.microsoft.com/office/drawing/2010/main" val="0"/>
@@ -6549,7 +6538,7 @@
           <w:noProof/>
         </w:rPr>
         <w:drawing>
-          <wp:inline distT="0" distB="0" distL="0" distR="0" wp14:anchorId="75B77F39" wp14:editId="1E79C3AE">
+          <wp:inline distT="0" distB="0" distL="0" distR="0" wp14:anchorId="1AE49D41" wp14:editId="4F717D2A">
             <wp:extent cx="5943600" cy="2124710"/>
             <wp:effectExtent l="0" t="0" r="0" b="8890"/>
             <wp:docPr id="405885497" name="Picture 30"/>
@@ -6566,7 +6555,7 @@
                     </pic:cNvPicPr>
                   </pic:nvPicPr>
                   <pic:blipFill>
-                    <a:blip r:embed="rId31">
+                    <a:blip r:embed="rId30">
                       <a:extLst>
                         <a:ext uri="{28A0092B-C50C-407E-A947-70E740481C1C}">
                           <a14:useLocalDpi xmlns:a14="http://schemas.microsoft.com/office/drawing/2010/main" val="0"/>
@@ -6660,7 +6649,6 @@
         <w:rPr>
           <w:rFonts w:ascii="Roboto Mono" w:hAnsi="Roboto Mono"/>
         </w:rPr>
-        <w:lastRenderedPageBreak/>
         <w:t xml:space="preserve">    HireDate DATE</w:t>
       </w:r>
     </w:p>
@@ -6688,7 +6676,7 @@
           <w:noProof/>
         </w:rPr>
         <w:drawing>
-          <wp:inline distT="0" distB="0" distL="0" distR="0" wp14:anchorId="43BF6103" wp14:editId="1954103E">
+          <wp:inline distT="0" distB="0" distL="0" distR="0" wp14:anchorId="4FDB87BA" wp14:editId="4196EC0F">
             <wp:extent cx="5943600" cy="1435100"/>
             <wp:effectExtent l="0" t="0" r="0" b="0"/>
             <wp:docPr id="155709180" name="Picture 31"/>
@@ -6705,7 +6693,7 @@
                     </pic:cNvPicPr>
                   </pic:nvPicPr>
                   <pic:blipFill>
-                    <a:blip r:embed="rId32" cstate="print">
+                    <a:blip r:embed="rId31" cstate="print">
                       <a:extLst>
                         <a:ext uri="{28A0092B-C50C-407E-A947-70E740481C1C}">
                           <a14:useLocalDpi xmlns:a14="http://schemas.microsoft.com/office/drawing/2010/main" val="0"/>
@@ -6889,7 +6877,7 @@
           <w:noProof/>
         </w:rPr>
         <w:drawing>
-          <wp:inline distT="0" distB="0" distL="0" distR="0" wp14:anchorId="1F5B9619" wp14:editId="2CFD2D81">
+          <wp:inline distT="0" distB="0" distL="0" distR="0" wp14:anchorId="05656ACD" wp14:editId="1EBEE8DB">
             <wp:extent cx="5943600" cy="2318385"/>
             <wp:effectExtent l="0" t="0" r="0" b="5715"/>
             <wp:docPr id="673590451" name="Picture 32"/>
@@ -6906,7 +6894,7 @@
                     </pic:cNvPicPr>
                   </pic:nvPicPr>
                   <pic:blipFill>
-                    <a:blip r:embed="rId33">
+                    <a:blip r:embed="rId32">
                       <a:extLst>
                         <a:ext uri="{28A0092B-C50C-407E-A947-70E740481C1C}">
                           <a14:useLocalDpi xmlns:a14="http://schemas.microsoft.com/office/drawing/2010/main" val="0"/>
@@ -7013,9 +7001,8 @@
         <w:rPr>
           <w:noProof/>
         </w:rPr>
-        <w:lastRenderedPageBreak/>
         <w:drawing>
-          <wp:inline distT="0" distB="0" distL="0" distR="0" wp14:anchorId="12D05CEF" wp14:editId="062334FB">
+          <wp:inline distT="0" distB="0" distL="0" distR="0" wp14:anchorId="1CF7DDBF" wp14:editId="0DBA5D38">
             <wp:extent cx="5943600" cy="1337310"/>
             <wp:effectExtent l="0" t="0" r="0" b="0"/>
             <wp:docPr id="547739041" name="Picture 33"/>
@@ -7032,7 +7019,7 @@
                     </pic:cNvPicPr>
                   </pic:nvPicPr>
                   <pic:blipFill>
-                    <a:blip r:embed="rId34" cstate="print">
+                    <a:blip r:embed="rId33" cstate="print">
                       <a:extLst>
                         <a:ext uri="{28A0092B-C50C-407E-A947-70E740481C1C}">
                           <a14:useLocalDpi xmlns:a14="http://schemas.microsoft.com/office/drawing/2010/main" val="0"/>
@@ -7224,7 +7211,7 @@
           <w:noProof/>
         </w:rPr>
         <w:drawing>
-          <wp:inline distT="0" distB="0" distL="0" distR="0" wp14:anchorId="65B47115" wp14:editId="3CFD5902">
+          <wp:inline distT="0" distB="0" distL="0" distR="0" wp14:anchorId="3CD16B8F" wp14:editId="491821FE">
             <wp:extent cx="5943600" cy="2055495"/>
             <wp:effectExtent l="0" t="0" r="0" b="1905"/>
             <wp:docPr id="1723619653" name="Picture 34"/>
@@ -7241,7 +7228,7 @@
                     </pic:cNvPicPr>
                   </pic:nvPicPr>
                   <pic:blipFill>
-                    <a:blip r:embed="rId35">
+                    <a:blip r:embed="rId34">
                       <a:extLst>
                         <a:ext uri="{28A0092B-C50C-407E-A947-70E740481C1C}">
                           <a14:useLocalDpi xmlns:a14="http://schemas.microsoft.com/office/drawing/2010/main" val="0"/>
@@ -7310,7 +7297,7 @@
           <w:noProof/>
         </w:rPr>
         <w:drawing>
-          <wp:inline distT="0" distB="0" distL="0" distR="0" wp14:anchorId="5DB75007" wp14:editId="46CB40B3">
+          <wp:inline distT="0" distB="0" distL="0" distR="0" wp14:anchorId="3DDCED55" wp14:editId="5F89AA79">
             <wp:extent cx="5943600" cy="2618105"/>
             <wp:effectExtent l="0" t="0" r="0" b="0"/>
             <wp:docPr id="1595349384" name="Picture 35"/>
@@ -7327,7 +7314,7 @@
                     </pic:cNvPicPr>
                   </pic:nvPicPr>
                   <pic:blipFill>
-                    <a:blip r:embed="rId36">
+                    <a:blip r:embed="rId35">
                       <a:extLst>
                         <a:ext uri="{28A0092B-C50C-407E-A947-70E740481C1C}">
                           <a14:useLocalDpi xmlns:a14="http://schemas.microsoft.com/office/drawing/2010/main" val="0"/>
@@ -7367,7 +7354,6 @@
         </w:rPr>
       </w:pPr>
       <w:r>
-        <w:lastRenderedPageBreak/>
         <w:t>String Function</w:t>
       </w:r>
     </w:p>
@@ -7511,7 +7497,7 @@
           <w:noProof/>
         </w:rPr>
         <w:drawing>
-          <wp:inline distT="0" distB="0" distL="0" distR="0" wp14:anchorId="30755E70" wp14:editId="5F6EF85F">
+          <wp:inline distT="0" distB="0" distL="0" distR="0" wp14:anchorId="3F5DC092" wp14:editId="0AB16800">
             <wp:extent cx="5943600" cy="2038985"/>
             <wp:effectExtent l="0" t="0" r="0" b="0"/>
             <wp:docPr id="134129547" name="Picture 36"/>
@@ -7528,7 +7514,7 @@
                     </pic:cNvPicPr>
                   </pic:nvPicPr>
                   <pic:blipFill>
-                    <a:blip r:embed="rId37">
+                    <a:blip r:embed="rId36">
                       <a:extLst>
                         <a:ext uri="{28A0092B-C50C-407E-A947-70E740481C1C}">
                           <a14:useLocalDpi xmlns:a14="http://schemas.microsoft.com/office/drawing/2010/main" val="0"/>
@@ -7597,7 +7583,7 @@
           <w:noProof/>
         </w:rPr>
         <w:drawing>
-          <wp:inline distT="0" distB="0" distL="0" distR="0" wp14:anchorId="5B9166D6" wp14:editId="5D695A99">
+          <wp:inline distT="0" distB="0" distL="0" distR="0" wp14:anchorId="52EF7C00" wp14:editId="4874E816">
             <wp:extent cx="5943600" cy="2863850"/>
             <wp:effectExtent l="0" t="0" r="0" b="0"/>
             <wp:docPr id="40347732" name="Picture 37"/>
@@ -7614,7 +7600,7 @@
                     </pic:cNvPicPr>
                   </pic:nvPicPr>
                   <pic:blipFill>
-                    <a:blip r:embed="rId38">
+                    <a:blip r:embed="rId37">
                       <a:extLst>
                         <a:ext uri="{28A0092B-C50C-407E-A947-70E740481C1C}">
                           <a14:useLocalDpi xmlns:a14="http://schemas.microsoft.com/office/drawing/2010/main" val="0"/>
@@ -7797,9 +7783,8 @@
         <w:rPr>
           <w:noProof/>
         </w:rPr>
-        <w:lastRenderedPageBreak/>
         <w:drawing>
-          <wp:inline distT="0" distB="0" distL="0" distR="0" wp14:anchorId="5CF8923F" wp14:editId="22AB2FE9">
+          <wp:inline distT="0" distB="0" distL="0" distR="0" wp14:anchorId="47F876E6" wp14:editId="21F62668">
             <wp:extent cx="5943600" cy="2023745"/>
             <wp:effectExtent l="0" t="0" r="0" b="0"/>
             <wp:docPr id="1639188060" name="Picture 38"/>
@@ -7816,7 +7801,7 @@
                     </pic:cNvPicPr>
                   </pic:nvPicPr>
                   <pic:blipFill>
-                    <a:blip r:embed="rId39">
+                    <a:blip r:embed="rId38">
                       <a:extLst>
                         <a:ext uri="{28A0092B-C50C-407E-A947-70E740481C1C}">
                           <a14:useLocalDpi xmlns:a14="http://schemas.microsoft.com/office/drawing/2010/main" val="0"/>
@@ -7872,7 +7857,7 @@
           <w:noProof/>
         </w:rPr>
         <w:drawing>
-          <wp:inline distT="0" distB="0" distL="0" distR="0" wp14:anchorId="5EF19BB8" wp14:editId="4AE5B09A">
+          <wp:inline distT="0" distB="0" distL="0" distR="0" wp14:anchorId="7B2C16E1" wp14:editId="6576B14B">
             <wp:extent cx="5943600" cy="2632710"/>
             <wp:effectExtent l="0" t="0" r="0" b="0"/>
             <wp:docPr id="1460338023" name="Picture 39"/>
@@ -7889,7 +7874,7 @@
                     </pic:cNvPicPr>
                   </pic:nvPicPr>
                   <pic:blipFill>
-                    <a:blip r:embed="rId40">
+                    <a:blip r:embed="rId39">
                       <a:extLst>
                         <a:ext uri="{28A0092B-C50C-407E-A947-70E740481C1C}">
                           <a14:useLocalDpi xmlns:a14="http://schemas.microsoft.com/office/drawing/2010/main" val="0"/>
@@ -8065,7 +8050,7 @@
           <w:noProof/>
         </w:rPr>
         <w:drawing>
-          <wp:inline distT="0" distB="0" distL="0" distR="0" wp14:anchorId="4B23776F" wp14:editId="6209A0A2">
+          <wp:inline distT="0" distB="0" distL="0" distR="0" wp14:anchorId="157C7852" wp14:editId="63208EBF">
             <wp:extent cx="5943600" cy="2032635"/>
             <wp:effectExtent l="0" t="0" r="0" b="5715"/>
             <wp:docPr id="925548644" name="Picture 40"/>
@@ -8082,7 +8067,7 @@
                     </pic:cNvPicPr>
                   </pic:nvPicPr>
                   <pic:blipFill>
-                    <a:blip r:embed="rId41">
+                    <a:blip r:embed="rId40">
                       <a:extLst>
                         <a:ext uri="{28A0092B-C50C-407E-A947-70E740481C1C}">
                           <a14:useLocalDpi xmlns:a14="http://schemas.microsoft.com/office/drawing/2010/main" val="0"/>
@@ -8124,7 +8109,6 @@
         <w:rPr>
           <w:rFonts w:ascii="Roboto Mono" w:hAnsi="Roboto Mono"/>
         </w:rPr>
-        <w:lastRenderedPageBreak/>
         <w:t>SELECT CURRENT_DATE();</w:t>
       </w:r>
     </w:p>
@@ -8139,7 +8123,7 @@
           <w:noProof/>
         </w:rPr>
         <w:drawing>
-          <wp:inline distT="0" distB="0" distL="0" distR="0" wp14:anchorId="3308B479" wp14:editId="162A4EDD">
+          <wp:inline distT="0" distB="0" distL="0" distR="0" wp14:anchorId="73110EA0" wp14:editId="706AF6C6">
             <wp:extent cx="5943600" cy="2618105"/>
             <wp:effectExtent l="0" t="0" r="0" b="0"/>
             <wp:docPr id="392975483" name="Picture 41"/>
@@ -8156,7 +8140,7 @@
                     </pic:cNvPicPr>
                   </pic:nvPicPr>
                   <pic:blipFill>
-                    <a:blip r:embed="rId42">
+                    <a:blip r:embed="rId41">
                       <a:extLst>
                         <a:ext uri="{28A0092B-C50C-407E-A947-70E740481C1C}">
                           <a14:useLocalDpi xmlns:a14="http://schemas.microsoft.com/office/drawing/2010/main" val="0"/>
@@ -8340,7 +8324,7 @@
           <w:noProof/>
         </w:rPr>
         <w:drawing>
-          <wp:inline distT="0" distB="0" distL="0" distR="0" wp14:anchorId="28E9D46B" wp14:editId="1B88B12E">
+          <wp:inline distT="0" distB="0" distL="0" distR="0" wp14:anchorId="528A0470" wp14:editId="13D915EE">
             <wp:extent cx="5943600" cy="2015490"/>
             <wp:effectExtent l="0" t="0" r="0" b="3810"/>
             <wp:docPr id="436153795" name="Picture 43"/>
@@ -8357,7 +8341,7 @@
                     </pic:cNvPicPr>
                   </pic:nvPicPr>
                   <pic:blipFill>
-                    <a:blip r:embed="rId43">
+                    <a:blip r:embed="rId42">
                       <a:extLst>
                         <a:ext uri="{28A0092B-C50C-407E-A947-70E740481C1C}">
                           <a14:useLocalDpi xmlns:a14="http://schemas.microsoft.com/office/drawing/2010/main" val="0"/>
@@ -8412,9 +8396,8 @@
         <w:rPr>
           <w:noProof/>
         </w:rPr>
-        <w:lastRenderedPageBreak/>
         <w:drawing>
-          <wp:inline distT="0" distB="0" distL="0" distR="0" wp14:anchorId="210C6B20" wp14:editId="14086F66">
+          <wp:inline distT="0" distB="0" distL="0" distR="0" wp14:anchorId="0A2B0BC1" wp14:editId="306E98BF">
             <wp:extent cx="5943600" cy="2632710"/>
             <wp:effectExtent l="0" t="0" r="0" b="0"/>
             <wp:docPr id="769805821" name="Picture 44"/>
@@ -8431,7 +8414,7 @@
                     </pic:cNvPicPr>
                   </pic:nvPicPr>
                   <pic:blipFill>
-                    <a:blip r:embed="rId44">
+                    <a:blip r:embed="rId43">
                       <a:extLst>
                         <a:ext uri="{28A0092B-C50C-407E-A947-70E740481C1C}">
                           <a14:useLocalDpi xmlns:a14="http://schemas.microsoft.com/office/drawing/2010/main" val="0"/>
@@ -8615,7 +8598,7 @@
           <w:noProof/>
         </w:rPr>
         <w:drawing>
-          <wp:inline distT="0" distB="0" distL="0" distR="0" wp14:anchorId="09407393" wp14:editId="0E8B445C">
+          <wp:inline distT="0" distB="0" distL="0" distR="0" wp14:anchorId="1DE6A29E" wp14:editId="33F948F6">
             <wp:extent cx="5943600" cy="2043430"/>
             <wp:effectExtent l="0" t="0" r="0" b="0"/>
             <wp:docPr id="1668488766" name="Picture 45"/>
@@ -8632,7 +8615,7 @@
                     </pic:cNvPicPr>
                   </pic:nvPicPr>
                   <pic:blipFill>
-                    <a:blip r:embed="rId45">
+                    <a:blip r:embed="rId44">
                       <a:extLst>
                         <a:ext uri="{28A0092B-C50C-407E-A947-70E740481C1C}">
                           <a14:useLocalDpi xmlns:a14="http://schemas.microsoft.com/office/drawing/2010/main" val="0"/>
@@ -8687,9 +8670,8 @@
         <w:rPr>
           <w:noProof/>
         </w:rPr>
-        <w:lastRenderedPageBreak/>
         <w:drawing>
-          <wp:inline distT="0" distB="0" distL="0" distR="0" wp14:anchorId="144D7610" wp14:editId="15B07D68">
+          <wp:inline distT="0" distB="0" distL="0" distR="0" wp14:anchorId="7D70DCBB" wp14:editId="6DD0EA31">
             <wp:extent cx="5943600" cy="2629535"/>
             <wp:effectExtent l="0" t="0" r="0" b="0"/>
             <wp:docPr id="179795737" name="Picture 46"/>
@@ -8706,7 +8688,7 @@
                     </pic:cNvPicPr>
                   </pic:nvPicPr>
                   <pic:blipFill>
-                    <a:blip r:embed="rId46">
+                    <a:blip r:embed="rId45">
                       <a:extLst>
                         <a:ext uri="{28A0092B-C50C-407E-A947-70E740481C1C}">
                           <a14:useLocalDpi xmlns:a14="http://schemas.microsoft.com/office/drawing/2010/main" val="0"/>
@@ -8748,8 +8730,8 @@
         <w:rPr>
           <w:rFonts w:ascii="Roboto Mono" w:hAnsi="Roboto Mono"/>
         </w:rPr>
-        <w:pict w14:anchorId="5A79B266">
-          <v:rect id="_x0000_i1187" style="width:0;height:1.5pt" o:hralign="center" o:hrstd="t" o:hr="t" fillcolor="#a0a0a0" stroked="f"/>
+        <w:pict w14:anchorId="72CFC577">
+          <v:rect id="_x0000_i1042" style="width:0;height:1.5pt" o:hralign="center" o:hrstd="t" o:hr="t" fillcolor="#a0a0a0" stroked="f"/>
         </w:pict>
       </w:r>
     </w:p>
@@ -8838,9 +8820,8 @@
         <w:rPr>
           <w:noProof/>
         </w:rPr>
-        <w:lastRenderedPageBreak/>
         <w:drawing>
-          <wp:inline distT="0" distB="0" distL="0" distR="0" wp14:anchorId="72A95B2D" wp14:editId="5BCAA912">
+          <wp:inline distT="0" distB="0" distL="0" distR="0" wp14:anchorId="02B5482D" wp14:editId="7F9E88E3">
             <wp:extent cx="5943600" cy="5104765"/>
             <wp:effectExtent l="0" t="0" r="0" b="635"/>
             <wp:docPr id="1786642081" name="Picture 28"/>
@@ -8857,7 +8838,7 @@
                     </pic:cNvPicPr>
                   </pic:nvPicPr>
                   <pic:blipFill>
-                    <a:blip r:embed="rId47">
+                    <a:blip r:embed="rId46">
                       <a:extLst>
                         <a:ext uri="{28A0092B-C50C-407E-A947-70E740481C1C}">
                           <a14:useLocalDpi xmlns:a14="http://schemas.microsoft.com/office/drawing/2010/main" val="0"/>
@@ -9459,7 +9440,6 @@
               <w:rPr>
                 <w:rFonts w:ascii="Roboto Mono" w:hAnsi="Roboto Mono"/>
               </w:rPr>
-              <w:lastRenderedPageBreak/>
               <w:t>CONCAT()</w:t>
             </w:r>
           </w:p>
@@ -9906,8 +9886,8 @@
         <w:rPr>
           <w:rFonts w:ascii="Roboto Mono" w:hAnsi="Roboto Mono"/>
         </w:rPr>
-        <w:pict w14:anchorId="09BDC721">
-          <v:rect id="_x0000_i1188" style="width:0;height:1.5pt" o:hralign="center" o:hrstd="t" o:hr="t" fillcolor="#a0a0a0" stroked="f"/>
+        <w:pict w14:anchorId="27D74DC8">
+          <v:rect id="_x0000_i1043" style="width:0;height:1.5pt" o:hralign="center" o:hrstd="t" o:hr="t" fillcolor="#a0a0a0" stroked="f"/>
         </w:pict>
       </w:r>
     </w:p>
@@ -10115,8 +10095,8 @@
         <w:rPr>
           <w:rFonts w:ascii="Roboto Mono" w:hAnsi="Roboto Mono"/>
         </w:rPr>
-        <w:pict w14:anchorId="508CE8D2">
-          <v:rect id="_x0000_i1189" style="width:0;height:1.5pt" o:hralign="center" o:hrstd="t" o:hr="t" fillcolor="#a0a0a0" stroked="f"/>
+        <w:pict w14:anchorId="09CFCCB3">
+          <v:rect id="_x0000_i1044" style="width:0;height:1.5pt" o:hralign="center" o:hrstd="t" o:hr="t" fillcolor="#a0a0a0" stroked="f"/>
         </w:pict>
       </w:r>
     </w:p>
@@ -10205,9 +10185,8 @@
         <w:rPr>
           <w:noProof/>
         </w:rPr>
-        <w:lastRenderedPageBreak/>
         <w:drawing>
-          <wp:inline distT="0" distB="0" distL="0" distR="0" wp14:anchorId="20CF93A3" wp14:editId="3333DC7B">
+          <wp:inline distT="0" distB="0" distL="0" distR="0" wp14:anchorId="7FF6628D" wp14:editId="2A2FB655">
             <wp:extent cx="5943600" cy="1723390"/>
             <wp:effectExtent l="0" t="0" r="0" b="0"/>
             <wp:docPr id="1844541662" name="Picture 29"/>
@@ -10224,7 +10203,7 @@
                     </pic:cNvPicPr>
                   </pic:nvPicPr>
                   <pic:blipFill>
-                    <a:blip r:embed="rId48">
+                    <a:blip r:embed="rId47">
                       <a:extLst>
                         <a:ext uri="{28A0092B-C50C-407E-A947-70E740481C1C}">
                           <a14:useLocalDpi xmlns:a14="http://schemas.microsoft.com/office/drawing/2010/main" val="0"/>
@@ -10432,8 +10411,8 @@
         <w:rPr>
           <w:rFonts w:ascii="Roboto Mono" w:hAnsi="Roboto Mono"/>
         </w:rPr>
-        <w:pict w14:anchorId="48CCA418">
-          <v:rect id="_x0000_i1190" style="width:0;height:1.5pt" o:hralign="center" o:hrstd="t" o:hr="t" fillcolor="#a0a0a0" stroked="f"/>
+        <w:pict w14:anchorId="03EC96BE">
+          <v:rect id="_x0000_i1045" style="width:0;height:1.5pt" o:hralign="center" o:hrstd="t" o:hr="t" fillcolor="#a0a0a0" stroked="f"/>
         </w:pict>
       </w:r>
     </w:p>
@@ -10676,7 +10655,6 @@
         <w:rPr>
           <w:rFonts w:ascii="Roboto Mono" w:hAnsi="Roboto Mono"/>
         </w:rPr>
-        <w:lastRenderedPageBreak/>
         <w:t>Similarly, SQL built-in functions perform common operations without requiring you to write the logic yourself.</w:t>
       </w:r>
     </w:p>
@@ -10690,8 +10668,8 @@
         <w:rPr>
           <w:rFonts w:ascii="Roboto Mono" w:hAnsi="Roboto Mono"/>
         </w:rPr>
-        <w:pict w14:anchorId="7A77F13D">
-          <v:rect id="_x0000_i1192" style="width:0;height:1.5pt" o:hralign="center" o:hrstd="t" o:hr="t" fillcolor="#a0a0a0" stroked="f"/>
+        <w:pict w14:anchorId="265FB4D7">
+          <v:rect id="_x0000_i1046" style="width:0;height:1.5pt" o:hralign="center" o:hrstd="t" o:hr="t" fillcolor="#a0a0a0" stroked="f"/>
         </w:pict>
       </w:r>
     </w:p>
@@ -10796,6 +10774,7 @@
         </w:rPr>
       </w:pPr>
     </w:p>
+    <w:p/>
     <w:sectPr>
       <w:pgSz w:w="12240" w:h="15840"/>
       <w:pgMar w:top="1440" w:right="1440" w:bottom="1440" w:left="1440" w:header="720" w:footer="720" w:gutter="0"/>
@@ -11675,7 +11654,7 @@
     <w:link w:val="Heading1Char"/>
     <w:uiPriority w:val="9"/>
     <w:qFormat/>
-    <w:rsid w:val="009B2873"/>
+    <w:rsid w:val="00C004D6"/>
     <w:pPr>
       <w:keepNext/>
       <w:keepLines/>
@@ -11697,7 +11676,7 @@
     <w:uiPriority w:val="9"/>
     <w:unhideWhenUsed/>
     <w:qFormat/>
-    <w:rsid w:val="009B2873"/>
+    <w:rsid w:val="00C004D6"/>
     <w:pPr>
       <w:keepNext/>
       <w:keepLines/>
@@ -11719,7 +11698,7 @@
     <w:uiPriority w:val="9"/>
     <w:unhideWhenUsed/>
     <w:qFormat/>
-    <w:rsid w:val="009B2873"/>
+    <w:rsid w:val="00C004D6"/>
     <w:pPr>
       <w:keepNext/>
       <w:keepLines/>
@@ -11741,7 +11720,7 @@
     <w:uiPriority w:val="9"/>
     <w:unhideWhenUsed/>
     <w:qFormat/>
-    <w:rsid w:val="009B2873"/>
+    <w:rsid w:val="00C004D6"/>
     <w:pPr>
       <w:keepNext/>
       <w:keepLines/>
@@ -11761,9 +11740,10 @@
     <w:next w:val="Normal"/>
     <w:link w:val="Heading5Char"/>
     <w:uiPriority w:val="9"/>
+    <w:semiHidden/>
     <w:unhideWhenUsed/>
     <w:qFormat/>
-    <w:rsid w:val="009B2873"/>
+    <w:rsid w:val="00C004D6"/>
     <w:pPr>
       <w:keepNext/>
       <w:keepLines/>
@@ -11784,7 +11764,7 @@
     <w:semiHidden/>
     <w:unhideWhenUsed/>
     <w:qFormat/>
-    <w:rsid w:val="009B2873"/>
+    <w:rsid w:val="00C004D6"/>
     <w:pPr>
       <w:keepNext/>
       <w:keepLines/>
@@ -11807,7 +11787,7 @@
     <w:semiHidden/>
     <w:unhideWhenUsed/>
     <w:qFormat/>
-    <w:rsid w:val="009B2873"/>
+    <w:rsid w:val="00C004D6"/>
     <w:pPr>
       <w:keepNext/>
       <w:keepLines/>
@@ -11828,7 +11808,7 @@
     <w:semiHidden/>
     <w:unhideWhenUsed/>
     <w:qFormat/>
-    <w:rsid w:val="009B2873"/>
+    <w:rsid w:val="00C004D6"/>
     <w:pPr>
       <w:keepNext/>
       <w:keepLines/>
@@ -11851,7 +11831,7 @@
     <w:semiHidden/>
     <w:unhideWhenUsed/>
     <w:qFormat/>
-    <w:rsid w:val="009B2873"/>
+    <w:rsid w:val="00C004D6"/>
     <w:pPr>
       <w:keepNext/>
       <w:keepLines/>
@@ -11866,6 +11846,7 @@
   <w:style w:type="character" w:default="1" w:styleId="DefaultParagraphFont">
     <w:name w:val="Default Paragraph Font"/>
     <w:uiPriority w:val="1"/>
+    <w:semiHidden/>
     <w:unhideWhenUsed/>
   </w:style>
   <w:style w:type="table" w:default="1" w:styleId="TableNormal">
@@ -11894,7 +11875,7 @@
     <w:basedOn w:val="DefaultParagraphFont"/>
     <w:link w:val="Heading1"/>
     <w:uiPriority w:val="9"/>
-    <w:rsid w:val="009B2873"/>
+    <w:rsid w:val="00C004D6"/>
     <w:rPr>
       <w:rFonts w:asciiTheme="majorHAnsi" w:eastAsiaTheme="majorEastAsia" w:hAnsiTheme="majorHAnsi" w:cstheme="majorBidi"/>
       <w:color w:val="2F5496" w:themeColor="accent1" w:themeShade="BF"/>
@@ -11907,7 +11888,7 @@
     <w:basedOn w:val="DefaultParagraphFont"/>
     <w:link w:val="Heading2"/>
     <w:uiPriority w:val="9"/>
-    <w:rsid w:val="009B2873"/>
+    <w:rsid w:val="00C004D6"/>
     <w:rPr>
       <w:rFonts w:asciiTheme="majorHAnsi" w:eastAsiaTheme="majorEastAsia" w:hAnsiTheme="majorHAnsi" w:cstheme="majorBidi"/>
       <w:color w:val="2F5496" w:themeColor="accent1" w:themeShade="BF"/>
@@ -11920,7 +11901,7 @@
     <w:basedOn w:val="DefaultParagraphFont"/>
     <w:link w:val="Heading3"/>
     <w:uiPriority w:val="9"/>
-    <w:rsid w:val="009B2873"/>
+    <w:rsid w:val="00C004D6"/>
     <w:rPr>
       <w:rFonts w:eastAsiaTheme="majorEastAsia" w:cstheme="majorBidi"/>
       <w:color w:val="2F5496" w:themeColor="accent1" w:themeShade="BF"/>
@@ -11933,7 +11914,7 @@
     <w:basedOn w:val="DefaultParagraphFont"/>
     <w:link w:val="Heading4"/>
     <w:uiPriority w:val="9"/>
-    <w:rsid w:val="009B2873"/>
+    <w:rsid w:val="00C004D6"/>
     <w:rPr>
       <w:rFonts w:eastAsiaTheme="majorEastAsia" w:cstheme="majorBidi"/>
       <w:i/>
@@ -11946,7 +11927,8 @@
     <w:basedOn w:val="DefaultParagraphFont"/>
     <w:link w:val="Heading5"/>
     <w:uiPriority w:val="9"/>
-    <w:rsid w:val="009B2873"/>
+    <w:semiHidden/>
+    <w:rsid w:val="00C004D6"/>
     <w:rPr>
       <w:rFonts w:eastAsiaTheme="majorEastAsia" w:cstheme="majorBidi"/>
       <w:color w:val="2F5496" w:themeColor="accent1" w:themeShade="BF"/>
@@ -11958,7 +11940,7 @@
     <w:link w:val="Heading6"/>
     <w:uiPriority w:val="9"/>
     <w:semiHidden/>
-    <w:rsid w:val="009B2873"/>
+    <w:rsid w:val="00C004D6"/>
     <w:rPr>
       <w:rFonts w:eastAsiaTheme="majorEastAsia" w:cstheme="majorBidi"/>
       <w:i/>
@@ -11972,7 +11954,7 @@
     <w:link w:val="Heading7"/>
     <w:uiPriority w:val="9"/>
     <w:semiHidden/>
-    <w:rsid w:val="009B2873"/>
+    <w:rsid w:val="00C004D6"/>
     <w:rPr>
       <w:rFonts w:eastAsiaTheme="majorEastAsia" w:cstheme="majorBidi"/>
       <w:color w:val="595959" w:themeColor="text1" w:themeTint="A6"/>
@@ -11984,7 +11966,7 @@
     <w:link w:val="Heading8"/>
     <w:uiPriority w:val="9"/>
     <w:semiHidden/>
-    <w:rsid w:val="009B2873"/>
+    <w:rsid w:val="00C004D6"/>
     <w:rPr>
       <w:rFonts w:eastAsiaTheme="majorEastAsia" w:cstheme="majorBidi"/>
       <w:i/>
@@ -11998,7 +11980,7 @@
     <w:link w:val="Heading9"/>
     <w:uiPriority w:val="9"/>
     <w:semiHidden/>
-    <w:rsid w:val="009B2873"/>
+    <w:rsid w:val="00C004D6"/>
     <w:rPr>
       <w:rFonts w:eastAsiaTheme="majorEastAsia" w:cstheme="majorBidi"/>
       <w:color w:val="272727" w:themeColor="text1" w:themeTint="D8"/>
@@ -12011,7 +11993,7 @@
     <w:link w:val="TitleChar"/>
     <w:uiPriority w:val="10"/>
     <w:qFormat/>
-    <w:rsid w:val="009B2873"/>
+    <w:rsid w:val="00C004D6"/>
     <w:pPr>
       <w:spacing w:after="80" w:line="240" w:lineRule="auto"/>
       <w:contextualSpacing/>
@@ -12029,7 +12011,7 @@
     <w:basedOn w:val="DefaultParagraphFont"/>
     <w:link w:val="Title"/>
     <w:uiPriority w:val="10"/>
-    <w:rsid w:val="009B2873"/>
+    <w:rsid w:val="00C004D6"/>
     <w:rPr>
       <w:rFonts w:asciiTheme="majorHAnsi" w:eastAsiaTheme="majorEastAsia" w:hAnsiTheme="majorHAnsi" w:cstheme="majorBidi"/>
       <w:spacing w:val="-10"/>
@@ -12045,7 +12027,7 @@
     <w:link w:val="SubtitleChar"/>
     <w:uiPriority w:val="11"/>
     <w:qFormat/>
-    <w:rsid w:val="009B2873"/>
+    <w:rsid w:val="00C004D6"/>
     <w:pPr>
       <w:numPr>
         <w:ilvl w:val="1"/>
@@ -12064,7 +12046,7 @@
     <w:basedOn w:val="DefaultParagraphFont"/>
     <w:link w:val="Subtitle"/>
     <w:uiPriority w:val="11"/>
-    <w:rsid w:val="009B2873"/>
+    <w:rsid w:val="00C004D6"/>
     <w:rPr>
       <w:rFonts w:eastAsiaTheme="majorEastAsia" w:cstheme="majorBidi"/>
       <w:color w:val="595959" w:themeColor="text1" w:themeTint="A6"/>
@@ -12080,7 +12062,7 @@
     <w:link w:val="QuoteChar"/>
     <w:uiPriority w:val="29"/>
     <w:qFormat/>
-    <w:rsid w:val="009B2873"/>
+    <w:rsid w:val="00C004D6"/>
     <w:pPr>
       <w:spacing w:before="160"/>
       <w:jc w:val="center"/>
@@ -12096,7 +12078,7 @@
     <w:basedOn w:val="DefaultParagraphFont"/>
     <w:link w:val="Quote"/>
     <w:uiPriority w:val="29"/>
-    <w:rsid w:val="009B2873"/>
+    <w:rsid w:val="00C004D6"/>
     <w:rPr>
       <w:i/>
       <w:iCs/>
@@ -12108,7 +12090,7 @@
     <w:basedOn w:val="Normal"/>
     <w:uiPriority w:val="34"/>
     <w:qFormat/>
-    <w:rsid w:val="009B2873"/>
+    <w:rsid w:val="00C004D6"/>
     <w:pPr>
       <w:ind w:left="720"/>
       <w:contextualSpacing/>
@@ -12119,7 +12101,7 @@
     <w:basedOn w:val="DefaultParagraphFont"/>
     <w:uiPriority w:val="21"/>
     <w:qFormat/>
-    <w:rsid w:val="009B2873"/>
+    <w:rsid w:val="00C004D6"/>
     <w:rPr>
       <w:i/>
       <w:iCs/>
@@ -12133,7 +12115,7 @@
     <w:link w:val="IntenseQuoteChar"/>
     <w:uiPriority w:val="30"/>
     <w:qFormat/>
-    <w:rsid w:val="009B2873"/>
+    <w:rsid w:val="00C004D6"/>
     <w:pPr>
       <w:pBdr>
         <w:top w:val="single" w:sz="4" w:space="10" w:color="2F5496" w:themeColor="accent1" w:themeShade="BF"/>
@@ -12154,7 +12136,7 @@
     <w:basedOn w:val="DefaultParagraphFont"/>
     <w:link w:val="IntenseQuote"/>
     <w:uiPriority w:val="30"/>
-    <w:rsid w:val="009B2873"/>
+    <w:rsid w:val="00C004D6"/>
     <w:rPr>
       <w:i/>
       <w:iCs/>
@@ -12166,7 +12148,7 @@
     <w:basedOn w:val="DefaultParagraphFont"/>
     <w:uiPriority w:val="32"/>
     <w:qFormat/>
-    <w:rsid w:val="009B2873"/>
+    <w:rsid w:val="00C004D6"/>
     <w:rPr>
       <w:b/>
       <w:bCs/>
@@ -12471,16 +12453,4 @@
     </a:ext>
   </a:extLst>
 </a:theme>
-</file>
-
-<file path=customXml/item1.xml><?xml version="1.0" encoding="utf-8"?>
-<b:Sources xmlns:b="http://schemas.openxmlformats.org/officeDocument/2006/bibliography" xmlns="http://schemas.openxmlformats.org/officeDocument/2006/bibliography" SelectedStyle="\APASixthEditionOfficeOnline.xsl" StyleName="APA" Version="6"/>
-</file>
-
-<file path=customXml/itemProps1.xml><?xml version="1.0" encoding="utf-8"?>
-<ds:datastoreItem xmlns:ds="http://schemas.openxmlformats.org/officeDocument/2006/customXml" ds:itemID="{AA4F9AB6-23E3-4BCF-B0A7-DF3BCB0B1240}">
-  <ds:schemaRefs>
-    <ds:schemaRef ds:uri="http://schemas.openxmlformats.org/officeDocument/2006/bibliography"/>
-  </ds:schemaRefs>
-</ds:datastoreItem>
 </file>